--- a/文档资料/POC公网对讲私有协议_V0.9.docx
+++ b/文档资料/POC公网对讲私有协议_V0.9.docx
@@ -9415,8 +9415,6 @@
           <w:color w:val="FF0000"/>
         </w:rPr>
       </w:pPr>
-      <w:bookmarkStart w:id="0" w:name="_GoBack"/>
-      <w:bookmarkEnd w:id="0"/>
     </w:p>
     <w:p>
       <w:pPr>
@@ -26152,6 +26150,7 @@
         <w:pStyle w:val="5"/>
         <w:keepNext/>
       </w:pPr>
+      <w:bookmarkStart w:id="0" w:name="_GoBack"/>
       <w:r>
         <w:rPr>
           <w:rFonts w:hint="eastAsia" w:ascii="Calibri" w:hAnsi="Calibri" w:eastAsia="微软雅黑"/>
@@ -26195,6 +26194,7 @@
         <w:t>消息体</w:t>
       </w:r>
     </w:p>
+    <w:bookmarkEnd w:id="0"/>
     <w:p>
       <w:pPr>
         <w:spacing w:before="0" w:after="100" w:line="300" w:lineRule="auto"/>
